--- a/fra/docx/016.content.docx
+++ b/fra/docx/016.content.docx
@@ -1498,138 +1498,102 @@
           <w:lang w:val="fr_FR" w:bidi="fr_FR"/>
         </w:rPr>
       </w:r>
-      <w:hyperlink r:id="rId13">
-        <w:r>
-          <w:rPr>
-            <w:lang w:val="fr_FR" w:bidi="fr_FR"/>
-          </w:rPr>
-          <w:rPr>
-            <w:color w:val="0000EE"/>
-            <w:u w:val="single"/>
-          </w:rPr>
-          <w:t>1 Jean 3.9</w:t>
-        </w:r>
-      </w:hyperlink>
-    </w:p>
-    <w:p>
-      <w:pPr>
-        <w:pStyle w:val="ListBullet"/>
-        <w:spacing w:line="240" w:lineRule="auto"/>
-        <w:ind w:left="720"/>
-      </w:pPr>
-      <w:r>
-        <w:rPr>
-          <w:lang w:val="fr_FR" w:bidi="fr_FR"/>
-        </w:rPr>
-      </w:r>
-      <w:hyperlink r:id="rId14">
-        <w:r>
-          <w:rPr>
-            <w:lang w:val="fr_FR" w:bidi="fr_FR"/>
-          </w:rPr>
-          <w:rPr>
-            <w:color w:val="0000EE"/>
-            <w:u w:val="single"/>
-          </w:rPr>
-          <w:t>1 Pierre 1.3</w:t>
-        </w:r>
-      </w:hyperlink>
-    </w:p>
-    <w:p>
-      <w:pPr>
-        <w:pStyle w:val="ListBullet"/>
-        <w:spacing w:line="240" w:lineRule="auto"/>
-        <w:ind w:left="720"/>
-      </w:pPr>
-      <w:r>
-        <w:rPr>
-          <w:lang w:val="fr_FR" w:bidi="fr_FR"/>
-        </w:rPr>
-      </w:r>
-      <w:hyperlink r:id="rId15">
-        <w:r>
-          <w:rPr>
-            <w:lang w:val="fr_FR" w:bidi="fr_FR"/>
-          </w:rPr>
-          <w:rPr>
-            <w:color w:val="0000EE"/>
-            <w:u w:val="single"/>
-          </w:rPr>
-          <w:t>1 Pierre 1.23</w:t>
-        </w:r>
-      </w:hyperlink>
-    </w:p>
-    <w:p>
-      <w:pPr>
-        <w:pStyle w:val="ListBullet"/>
-        <w:spacing w:line="240" w:lineRule="auto"/>
-        <w:ind w:left="720"/>
-      </w:pPr>
-      <w:r>
-        <w:rPr>
-          <w:lang w:val="fr_FR" w:bidi="fr_FR"/>
-        </w:rPr>
-      </w:r>
-      <w:hyperlink r:id="rId16">
-        <w:r>
-          <w:rPr>
-            <w:lang w:val="fr_FR" w:bidi="fr_FR"/>
-          </w:rPr>
-          <w:rPr>
-            <w:color w:val="0000EE"/>
-            <w:u w:val="single"/>
-          </w:rPr>
-          <w:t>Jean 3.4</w:t>
-        </w:r>
-      </w:hyperlink>
-    </w:p>
-    <w:p>
-      <w:pPr>
-        <w:pStyle w:val="ListBullet"/>
-        <w:spacing w:line="240" w:lineRule="auto"/>
-        <w:ind w:left="720"/>
-      </w:pPr>
-      <w:r>
-        <w:rPr>
-          <w:lang w:val="fr_FR" w:bidi="fr_FR"/>
-        </w:rPr>
-      </w:r>
-      <w:hyperlink r:id="rId17">
-        <w:r>
-          <w:rPr>
-            <w:lang w:val="fr_FR" w:bidi="fr_FR"/>
-          </w:rPr>
-          <w:rPr>
-            <w:color w:val="0000EE"/>
-            <w:u w:val="single"/>
-          </w:rPr>
-          <w:t>Jean 3.7</w:t>
-        </w:r>
-      </w:hyperlink>
-    </w:p>
-    <w:p>
-      <w:pPr>
-        <w:pStyle w:val="ListBullet"/>
-        <w:spacing w:line="240" w:lineRule="auto"/>
-        <w:ind w:left="720"/>
-      </w:pPr>
-      <w:r>
-        <w:rPr>
-          <w:lang w:val="fr_FR" w:bidi="fr_FR"/>
-        </w:rPr>
-      </w:r>
-      <w:hyperlink r:id="rId18">
-        <w:r>
-          <w:rPr>
-            <w:lang w:val="fr_FR" w:bidi="fr_FR"/>
-          </w:rPr>
-          <w:rPr>
-            <w:color w:val="0000EE"/>
-            <w:u w:val="single"/>
-          </w:rPr>
-          <w:t>Tite 3.5</w:t>
-        </w:r>
-      </w:hyperlink>
+      <w:r>
+        <w:rPr>
+          <w:lang w:val="fr_FR" w:bidi="fr_FR"/>
+        </w:rPr>
+        <w:t>1 Jean 3.9</w:t>
+      </w:r>
+    </w:p>
+    <w:p>
+      <w:pPr>
+        <w:pStyle w:val="ListBullet"/>
+        <w:spacing w:line="240" w:lineRule="auto"/>
+        <w:ind w:left="720"/>
+      </w:pPr>
+      <w:r>
+        <w:rPr>
+          <w:lang w:val="fr_FR" w:bidi="fr_FR"/>
+        </w:rPr>
+      </w:r>
+      <w:r>
+        <w:rPr>
+          <w:lang w:val="fr_FR" w:bidi="fr_FR"/>
+        </w:rPr>
+        <w:t>1 Pierre 1.3</w:t>
+      </w:r>
+    </w:p>
+    <w:p>
+      <w:pPr>
+        <w:pStyle w:val="ListBullet"/>
+        <w:spacing w:line="240" w:lineRule="auto"/>
+        <w:ind w:left="720"/>
+      </w:pPr>
+      <w:r>
+        <w:rPr>
+          <w:lang w:val="fr_FR" w:bidi="fr_FR"/>
+        </w:rPr>
+      </w:r>
+      <w:r>
+        <w:rPr>
+          <w:lang w:val="fr_FR" w:bidi="fr_FR"/>
+        </w:rPr>
+        <w:t>1 Pierre 1.23</w:t>
+      </w:r>
+    </w:p>
+    <w:p>
+      <w:pPr>
+        <w:pStyle w:val="ListBullet"/>
+        <w:spacing w:line="240" w:lineRule="auto"/>
+        <w:ind w:left="720"/>
+      </w:pPr>
+      <w:r>
+        <w:rPr>
+          <w:lang w:val="fr_FR" w:bidi="fr_FR"/>
+        </w:rPr>
+      </w:r>
+      <w:r>
+        <w:rPr>
+          <w:lang w:val="fr_FR" w:bidi="fr_FR"/>
+        </w:rPr>
+        <w:t>Jean 3.4</w:t>
+      </w:r>
+    </w:p>
+    <w:p>
+      <w:pPr>
+        <w:pStyle w:val="ListBullet"/>
+        <w:spacing w:line="240" w:lineRule="auto"/>
+        <w:ind w:left="720"/>
+      </w:pPr>
+      <w:r>
+        <w:rPr>
+          <w:lang w:val="fr_FR" w:bidi="fr_FR"/>
+        </w:rPr>
+      </w:r>
+      <w:r>
+        <w:rPr>
+          <w:lang w:val="fr_FR" w:bidi="fr_FR"/>
+        </w:rPr>
+        <w:t>Jean 3.7</w:t>
+      </w:r>
+    </w:p>
+    <w:p>
+      <w:pPr>
+        <w:pStyle w:val="ListBullet"/>
+        <w:spacing w:line="240" w:lineRule="auto"/>
+        <w:ind w:left="720"/>
+      </w:pPr>
+      <w:r>
+        <w:rPr>
+          <w:lang w:val="fr_FR" w:bidi="fr_FR"/>
+        </w:rPr>
+      </w:r>
+      <w:r>
+        <w:rPr>
+          <w:lang w:val="fr_FR" w:bidi="fr_FR"/>
+        </w:rPr>
+        <w:t>Tite 3.5</w:t>
+      </w:r>
     </w:p>
     <w:p>
       <w:pPr>
@@ -2867,114 +2831,84 @@
           <w:lang w:val="fr_FR" w:bidi="fr_FR"/>
         </w:rPr>
       </w:r>
-      <w:hyperlink r:id="rId19">
-        <w:r>
-          <w:rPr>
-            <w:lang w:val="fr_FR" w:bidi="fr_FR"/>
-          </w:rPr>
-          <w:rPr>
-            <w:color w:val="0000EE"/>
-            <w:u w:val="single"/>
-          </w:rPr>
-          <w:t>Genèse 10.11–14</w:t>
-        </w:r>
-      </w:hyperlink>
-    </w:p>
-    <w:p>
-      <w:pPr>
-        <w:pStyle w:val="ListBullet"/>
-        <w:spacing w:line="240" w:lineRule="auto"/>
-        <w:ind w:left="720"/>
-      </w:pPr>
-      <w:r>
-        <w:rPr>
-          <w:lang w:val="fr_FR" w:bidi="fr_FR"/>
-        </w:rPr>
-      </w:r>
-      <w:hyperlink r:id="rId20">
-        <w:r>
-          <w:rPr>
-            <w:lang w:val="fr_FR" w:bidi="fr_FR"/>
-          </w:rPr>
-          <w:rPr>
-            <w:color w:val="0000EE"/>
-            <w:u w:val="single"/>
-          </w:rPr>
-          <w:t>Jonas 1.3</w:t>
-        </w:r>
-      </w:hyperlink>
-    </w:p>
-    <w:p>
-      <w:pPr>
-        <w:pStyle w:val="ListBullet"/>
-        <w:spacing w:line="240" w:lineRule="auto"/>
-        <w:ind w:left="720"/>
-      </w:pPr>
-      <w:r>
-        <w:rPr>
-          <w:lang w:val="fr_FR" w:bidi="fr_FR"/>
-        </w:rPr>
-      </w:r>
-      <w:hyperlink r:id="rId21">
-        <w:r>
-          <w:rPr>
-            <w:lang w:val="fr_FR" w:bidi="fr_FR"/>
-          </w:rPr>
-          <w:rPr>
-            <w:color w:val="0000EE"/>
-            <w:u w:val="single"/>
-          </w:rPr>
-          <w:t>Jonas 3.3</w:t>
-        </w:r>
-      </w:hyperlink>
-    </w:p>
-    <w:p>
-      <w:pPr>
-        <w:pStyle w:val="ListBullet"/>
-        <w:spacing w:line="240" w:lineRule="auto"/>
-        <w:ind w:left="720"/>
-      </w:pPr>
-      <w:r>
-        <w:rPr>
-          <w:lang w:val="fr_FR" w:bidi="fr_FR"/>
-        </w:rPr>
-      </w:r>
-      <w:hyperlink r:id="rId22">
-        <w:r>
-          <w:rPr>
-            <w:lang w:val="fr_FR" w:bidi="fr_FR"/>
-          </w:rPr>
-          <w:rPr>
-            <w:color w:val="0000EE"/>
-            <w:u w:val="single"/>
-          </w:rPr>
-          <w:t>Luc 11.32</w:t>
-        </w:r>
-      </w:hyperlink>
-    </w:p>
-    <w:p>
-      <w:pPr>
-        <w:pStyle w:val="ListBullet"/>
-        <w:spacing w:line="240" w:lineRule="auto"/>
-        <w:ind w:left="720"/>
-      </w:pPr>
-      <w:r>
-        <w:rPr>
-          <w:lang w:val="fr_FR" w:bidi="fr_FR"/>
-        </w:rPr>
-      </w:r>
-      <w:hyperlink r:id="rId23">
-        <w:r>
-          <w:rPr>
-            <w:lang w:val="fr_FR" w:bidi="fr_FR"/>
-          </w:rPr>
-          <w:rPr>
-            <w:color w:val="0000EE"/>
-            <w:u w:val="single"/>
-          </w:rPr>
-          <w:t>Matthieu 12.41</w:t>
-        </w:r>
-      </w:hyperlink>
+      <w:r>
+        <w:rPr>
+          <w:lang w:val="fr_FR" w:bidi="fr_FR"/>
+        </w:rPr>
+        <w:t>Genèse 10.11–14</w:t>
+      </w:r>
+    </w:p>
+    <w:p>
+      <w:pPr>
+        <w:pStyle w:val="ListBullet"/>
+        <w:spacing w:line="240" w:lineRule="auto"/>
+        <w:ind w:left="720"/>
+      </w:pPr>
+      <w:r>
+        <w:rPr>
+          <w:lang w:val="fr_FR" w:bidi="fr_FR"/>
+        </w:rPr>
+      </w:r>
+      <w:r>
+        <w:rPr>
+          <w:lang w:val="fr_FR" w:bidi="fr_FR"/>
+        </w:rPr>
+        <w:t>Jonas 1.3</w:t>
+      </w:r>
+    </w:p>
+    <w:p>
+      <w:pPr>
+        <w:pStyle w:val="ListBullet"/>
+        <w:spacing w:line="240" w:lineRule="auto"/>
+        <w:ind w:left="720"/>
+      </w:pPr>
+      <w:r>
+        <w:rPr>
+          <w:lang w:val="fr_FR" w:bidi="fr_FR"/>
+        </w:rPr>
+      </w:r>
+      <w:r>
+        <w:rPr>
+          <w:lang w:val="fr_FR" w:bidi="fr_FR"/>
+        </w:rPr>
+        <w:t>Jonas 3.3</w:t>
+      </w:r>
+    </w:p>
+    <w:p>
+      <w:pPr>
+        <w:pStyle w:val="ListBullet"/>
+        <w:spacing w:line="240" w:lineRule="auto"/>
+        <w:ind w:left="720"/>
+      </w:pPr>
+      <w:r>
+        <w:rPr>
+          <w:lang w:val="fr_FR" w:bidi="fr_FR"/>
+        </w:rPr>
+      </w:r>
+      <w:r>
+        <w:rPr>
+          <w:lang w:val="fr_FR" w:bidi="fr_FR"/>
+        </w:rPr>
+        <w:t>Luc 11.32</w:t>
+      </w:r>
+    </w:p>
+    <w:p>
+      <w:pPr>
+        <w:pStyle w:val="ListBullet"/>
+        <w:spacing w:line="240" w:lineRule="auto"/>
+        <w:ind w:left="720"/>
+      </w:pPr>
+      <w:r>
+        <w:rPr>
+          <w:lang w:val="fr_FR" w:bidi="fr_FR"/>
+        </w:rPr>
+      </w:r>
+      <w:r>
+        <w:rPr>
+          <w:lang w:val="fr_FR" w:bidi="fr_FR"/>
+        </w:rPr>
+        <w:t>Matthieu 12.41</w:t>
+      </w:r>
     </w:p>
     <w:p>
       <w:pPr>
